--- a/08-design-dynamic/yourgame.docx
+++ b/08-design-dynamic/yourgame.docx
@@ -1035,6 +1035,277 @@
         </w:rPr>
         <w:t>).</w:t>
       </w:r>
+      <w:r>
+        <w:rPr>
+          <w:rFonts w:ascii="David" w:hAnsi="David" w:cs="David" w:hint="cs"/>
+          <w:color w:val="00B050"/>
+          <w:rtl/>
+        </w:rPr>
+        <w:t xml:space="preserve"> </w:t>
+      </w:r>
+    </w:p>
+    <w:p>
+      <w:pPr>
+        <w:keepNext/>
+        <w:tabs>
+          <w:tab w:val="left" w:pos="7358"/>
+        </w:tabs>
+        <w:spacing w:before="240" w:after="120"/>
+        <w:outlineLvl w:val="1"/>
+        <w:rPr>
+          <w:rFonts w:ascii="Monospace" w:eastAsia="Monospace" w:hAnsi="Monospace"/>
+          <w:color w:val="000000"/>
+          <w:szCs w:val="32"/>
+          <w:rtl/>
+        </w:rPr>
+      </w:pPr>
+      <w:r>
+        <w:rPr>
+          <w:rFonts w:ascii="Monospace" w:eastAsia="Monospace" w:hAnsi="Monospace" w:hint="cs"/>
+          <w:color w:val="000000"/>
+          <w:szCs w:val="32"/>
+          <w:rtl/>
+        </w:rPr>
+        <w:t>ב. שמירת נתוני שחקן בענן</w:t>
+      </w:r>
+      <w:r>
+        <w:rPr>
+          <w:rFonts w:ascii="Monospace" w:eastAsia="Monospace" w:hAnsi="Monospace"/>
+          <w:color w:val="000000"/>
+          <w:szCs w:val="32"/>
+          <w:rtl/>
+        </w:rPr>
+        <w:tab/>
+      </w:r>
+    </w:p>
+    <w:p>
+      <w:pPr>
+        <w:rPr>
+          <w:rtl/>
+        </w:rPr>
+      </w:pPr>
+      <w:r>
+        <w:rPr>
+          <w:rFonts w:hint="cs"/>
+          <w:rtl/>
+        </w:rPr>
+        <w:t>הוסיפו למשחק שלכם אפשרות להיכנס עם שם משתמש וסיסמה, ולשמור את ההתקדמות (באופן אוטומטי או ידני לבחירתכם).</w:t>
+      </w:r>
+      <w:r>
+        <w:rPr>
+          <w:rFonts w:hint="cs"/>
+          <w:rtl/>
+        </w:rPr>
+        <w:t xml:space="preserve"> </w:t>
+      </w:r>
+    </w:p>
+    <w:p>
+      <w:pPr>
+        <w:pStyle w:val="ListParagraph"/>
+        <w:numPr>
+          <w:ilvl w:val="1"/>
+          <w:numId w:val="12"/>
+        </w:numPr>
+      </w:pPr>
+      <w:r>
+        <w:rPr>
+          <w:rFonts w:hint="cs"/>
+          <w:rtl/>
+        </w:rPr>
+        <w:t xml:space="preserve">אפשר להיעזר בקוד שהוצג בשיעור, </w:t>
+      </w:r>
+      <w:proofErr w:type="spellStart"/>
+      <w:r>
+        <w:rPr>
+          <w:rFonts w:hint="cs"/>
+          <w:rtl/>
+        </w:rPr>
+        <w:t>סצינה</w:t>
+      </w:r>
+      <w:proofErr w:type="spellEnd"/>
+      <w:r>
+        <w:rPr>
+          <w:rFonts w:hint="cs"/>
+          <w:rtl/>
+        </w:rPr>
+        <w:t xml:space="preserve"> 3 כאן:</w:t>
+      </w:r>
+      <w:r>
+        <w:rPr>
+          <w:rtl/>
+        </w:rPr>
+        <w:br/>
+      </w:r>
+      <w:r>
+        <w:t xml:space="preserve"> </w:t>
+      </w:r>
+      <w:r>
+        <w:rPr>
+          <w:rFonts w:hint="cs"/>
+          <w:rtl/>
+        </w:rPr>
+        <w:t xml:space="preserve">  </w:t>
+      </w:r>
+      <w:hyperlink r:id="rId8" w:history="1">
+        <w:r>
+          <w:rPr>
+            <w:rStyle w:val="Hyperlink"/>
+          </w:rPr>
+          <w:t>https://github.com/gamedev-at-ariel/test-cloud-save</w:t>
+        </w:r>
+      </w:hyperlink>
+    </w:p>
+    <w:p>
+      <w:pPr>
+        <w:pStyle w:val="ListParagraph"/>
+        <w:numPr>
+          <w:ilvl w:val="1"/>
+          <w:numId w:val="12"/>
+        </w:numPr>
+      </w:pPr>
+      <w:r>
+        <w:rPr>
+          <w:rFonts w:hint="cs"/>
+          <w:rtl/>
+        </w:rPr>
+        <w:t xml:space="preserve">כדי לוודא שזה עובד עם </w:t>
+      </w:r>
+      <w:proofErr w:type="spellStart"/>
+      <w:r>
+        <w:rPr>
+          <w:rFonts w:hint="cs"/>
+          <w:rtl/>
+        </w:rPr>
+        <w:t>איטץ</w:t>
+      </w:r>
+      <w:proofErr w:type="spellEnd"/>
+      <w:r>
+        <w:rPr>
+          <w:rFonts w:hint="cs"/>
+          <w:rtl/>
+        </w:rPr>
+        <w:t xml:space="preserve">', העליתי את </w:t>
+      </w:r>
+      <w:proofErr w:type="spellStart"/>
+      <w:r>
+        <w:rPr>
+          <w:rFonts w:hint="cs"/>
+          <w:rtl/>
+        </w:rPr>
+        <w:t>הסצינה</w:t>
+      </w:r>
+      <w:proofErr w:type="spellEnd"/>
+      <w:r>
+        <w:rPr>
+          <w:rFonts w:hint="cs"/>
+          <w:rtl/>
+        </w:rPr>
+        <w:t xml:space="preserve"> לכאן:</w:t>
+      </w:r>
+      <w:r>
+        <w:t xml:space="preserve"> </w:t>
+      </w:r>
+      <w:r>
+        <w:rPr>
+          <w:rFonts w:hint="cs"/>
+          <w:rtl/>
+        </w:rPr>
+        <w:t xml:space="preserve"> </w:t>
+      </w:r>
+      <w:r>
+        <w:rPr>
+          <w:rtl/>
+        </w:rPr>
+        <w:br/>
+      </w:r>
+      <w:hyperlink r:id="rId9" w:history="1">
+        <w:r>
+          <w:rPr>
+            <w:rStyle w:val="Hyperlink"/>
+          </w:rPr>
+          <w:t>https://erelsgl.itch.io/username-password-clicker</w:t>
+        </w:r>
+      </w:hyperlink>
+      <w:r>
+        <w:rPr>
+          <w:rFonts w:hint="cs"/>
+          <w:rtl/>
+        </w:rPr>
+        <w:t xml:space="preserve"> </w:t>
+      </w:r>
+    </w:p>
+    <w:p>
+      <w:pPr>
+        <w:pStyle w:val="ListParagraph"/>
+        <w:numPr>
+          <w:ilvl w:val="1"/>
+          <w:numId w:val="12"/>
+        </w:numPr>
+        <w:rPr>
+          <w:rFonts w:hint="cs"/>
+          <w:rtl/>
+        </w:rPr>
+      </w:pPr>
+      <w:r>
+        <w:rPr>
+          <w:rFonts w:hint="cs"/>
+          <w:rtl/>
+        </w:rPr>
+        <w:lastRenderedPageBreak/>
+        <w:t xml:space="preserve">גיליתי מה גרם לבאג במהלך השיעור: השתמשתי במקביל בכניסה אנונימית ובכניסה עם </w:t>
+      </w:r>
+      <w:proofErr w:type="spellStart"/>
+      <w:r>
+        <w:rPr>
+          <w:rFonts w:hint="cs"/>
+          <w:rtl/>
+        </w:rPr>
+        <w:t>שם+סיסמה</w:t>
+      </w:r>
+      <w:proofErr w:type="spellEnd"/>
+      <w:r>
+        <w:rPr>
+          <w:rFonts w:hint="cs"/>
+          <w:rtl/>
+        </w:rPr>
+        <w:t>. זה לא עובד ביחד:</w:t>
+      </w:r>
+      <w:r>
+        <w:t xml:space="preserve"> </w:t>
+      </w:r>
+      <w:r>
+        <w:rPr>
+          <w:rFonts w:hint="cs"/>
+          <w:rtl/>
+        </w:rPr>
+        <w:t xml:space="preserve">צריך לבחור שיטה אחת ולהשתמש בה. אז תשתמשו רק באפשרות של כניסה עם </w:t>
+      </w:r>
+      <w:proofErr w:type="spellStart"/>
+      <w:r>
+        <w:rPr>
+          <w:rFonts w:hint="cs"/>
+          <w:rtl/>
+        </w:rPr>
+        <w:t>שם+סיסמה</w:t>
+      </w:r>
+      <w:proofErr w:type="spellEnd"/>
+      <w:r>
+        <w:rPr>
+          <w:rFonts w:hint="cs"/>
+          <w:rtl/>
+        </w:rPr>
+        <w:t>. אם תרצו להקל על המשתמש ולחסוך ממנו את הצורך להכניס סיסמה, תוכלו פשוט לשים סיסמה קבועה ב-</w:t>
+      </w:r>
+      <w:r>
+        <w:t>inspector</w:t>
+      </w:r>
+      <w:r>
+        <w:rPr>
+          <w:rFonts w:hint="cs"/>
+          <w:rtl/>
+        </w:rPr>
+        <w:t>.</w:t>
+      </w:r>
     </w:p>
     <w:p>
       <w:pPr>
@@ -1042,6 +1313,90 @@
         <w:spacing w:before="240" w:after="120"/>
         <w:outlineLvl w:val="1"/>
         <w:rPr>
+          <w:rFonts w:ascii="Monospace" w:eastAsia="Monospace" w:hAnsi="Monospace" w:hint="cs"/>
+          <w:color w:val="000000"/>
+          <w:szCs w:val="32"/>
+          <w:rtl/>
+        </w:rPr>
+      </w:pPr>
+    </w:p>
+    <w:p>
+      <w:pPr>
+        <w:pStyle w:val="Textbody"/>
+        <w:jc w:val="left"/>
+        <w:rPr>
+          <w:rFonts w:ascii="David" w:hAnsi="David" w:cs="David"/>
+          <w:color w:val="00B050"/>
+          <w:rtl/>
+        </w:rPr>
+      </w:pPr>
+      <w:r>
+        <w:rPr>
+          <w:rFonts w:hint="cs"/>
+          <w:color w:val="00B050"/>
+          <w:sz w:val="24"/>
+          <w:rtl/>
+        </w:rPr>
+        <w:t>הגשה</w:t>
+      </w:r>
+      <w:r>
+        <w:rPr>
+          <w:rFonts w:hint="cs"/>
+          <w:color w:val="00B050"/>
+          <w:sz w:val="24"/>
+          <w:rtl/>
+        </w:rPr>
+        <w:t xml:space="preserve"> כרגיל: הקוד בגיטהאב והמשחק </w:t>
+      </w:r>
+      <w:proofErr w:type="spellStart"/>
+      <w:r>
+        <w:rPr>
+          <w:rFonts w:hint="cs"/>
+          <w:color w:val="00B050"/>
+          <w:sz w:val="24"/>
+          <w:rtl/>
+        </w:rPr>
+        <w:t>באיטץ</w:t>
+      </w:r>
+      <w:proofErr w:type="spellEnd"/>
+      <w:r>
+        <w:rPr>
+          <w:rFonts w:hint="cs"/>
+          <w:color w:val="00B050"/>
+          <w:sz w:val="24"/>
+          <w:rtl/>
+        </w:rPr>
+        <w:t>', עם קישורים הדדיים ביניהם</w:t>
+      </w:r>
+      <w:r>
+        <w:rPr>
+          <w:rFonts w:hint="cs"/>
+          <w:color w:val="00B050"/>
+          <w:sz w:val="24"/>
+          <w:rtl/>
+        </w:rPr>
+        <w:t>.</w:t>
+      </w:r>
+    </w:p>
+    <w:p>
+      <w:pPr>
+        <w:keepNext/>
+        <w:spacing w:before="240" w:after="120"/>
+        <w:outlineLvl w:val="1"/>
+        <w:rPr>
+          <w:rFonts w:ascii="Monospace" w:eastAsia="Monospace" w:hAnsi="Monospace" w:hint="cs"/>
+          <w:color w:val="000000"/>
+          <w:szCs w:val="32"/>
+          <w:rtl/>
+        </w:rPr>
+      </w:pPr>
+    </w:p>
+    <w:p>
+      <w:pPr>
+        <w:keepNext/>
+        <w:spacing w:before="240" w:after="120"/>
+        <w:outlineLvl w:val="1"/>
+        <w:rPr>
           <w:rFonts w:ascii="Monospace" w:eastAsia="Monospace" w:hAnsi="Monospace"/>
           <w:color w:val="000000"/>
           <w:szCs w:val="32"/>
@@ -1055,7 +1410,16 @@
           <w:szCs w:val="32"/>
           <w:rtl/>
         </w:rPr>
-        <w:t>ב. בדיקות</w:t>
+        <w:t>ג</w:t>
+      </w:r>
+      <w:r>
+        <w:rPr>
+          <w:rFonts w:ascii="Monospace" w:eastAsia="Monospace" w:hAnsi="Monospace" w:hint="cs"/>
+          <w:color w:val="000000"/>
+          <w:szCs w:val="32"/>
+          <w:rtl/>
+        </w:rPr>
+        <w:t>. בדיקות</w:t>
       </w:r>
     </w:p>
     <w:p>
@@ -1159,7 +1523,6 @@
           <w:sz w:val="21"/>
           <w:rtl/>
         </w:rPr>
-        <w:lastRenderedPageBreak/>
         <w:t>היעזרו בשאלות-הבדיקה שהכנתם במטלה קודמת: הציגו את השאלות האלו לשחקני-הניסוי שלכם, סכמו את התשובות שלהם</w:t>
       </w:r>
       <w:r>
@@ -1272,12 +1635,88 @@
           <w:rFonts w:ascii="David" w:hAnsi="David" w:cs="David"/>
           <w:color w:val="00B050"/>
           <w:kern w:val="2"/>
+          <w:rtl/>
+        </w:rPr>
+      </w:pPr>
+    </w:p>
+    <w:p>
+      <w:pPr>
+        <w:suppressAutoHyphens w:val="0"/>
+        <w:autoSpaceDN/>
+        <w:spacing w:after="140" w:line="288" w:lineRule="auto"/>
+        <w:textAlignment w:val="auto"/>
+        <w:rPr>
+          <w:rFonts w:ascii="David" w:hAnsi="David" w:cs="David"/>
+          <w:color w:val="00B050"/>
+          <w:kern w:val="2"/>
+        </w:rPr>
+      </w:pPr>
+      <w:r>
+        <w:rPr>
+          <w:rFonts w:ascii="David" w:hAnsi="David" w:cs="David" w:hint="cs"/>
+          <w:color w:val="00B050"/>
+          <w:kern w:val="2"/>
+          <w:rtl/>
+        </w:rPr>
+        <w:t xml:space="preserve">בכל הסעיפים </w:t>
+      </w:r>
+      <w:r>
+        <w:rPr>
+          <w:rFonts w:ascii="David" w:hAnsi="David" w:cs="David" w:hint="cs"/>
+          <w:color w:val="00B050"/>
+          <w:kern w:val="2"/>
+          <w:rtl/>
+        </w:rPr>
+        <w:t xml:space="preserve">יש להעלות סרטון הסבר </w:t>
+      </w:r>
+      <w:proofErr w:type="spellStart"/>
+      <w:r>
+        <w:rPr>
+          <w:rFonts w:ascii="David" w:hAnsi="David" w:cs="David" w:hint="cs"/>
+          <w:color w:val="00B050"/>
+          <w:kern w:val="2"/>
+          <w:rtl/>
+        </w:rPr>
+        <w:t>ביוטיוב</w:t>
+      </w:r>
+      <w:proofErr w:type="spellEnd"/>
+      <w:r>
+        <w:rPr>
+          <w:rFonts w:ascii="David" w:hAnsi="David" w:cs="David" w:hint="cs"/>
+          <w:color w:val="00B050"/>
+          <w:kern w:val="2"/>
+          <w:rtl/>
+        </w:rPr>
+        <w:t xml:space="preserve"> ע"פ הנחיות המתרגל.</w:t>
+      </w:r>
+    </w:p>
+    <w:p>
+      <w:pPr>
+        <w:pStyle w:val="ListParagraph"/>
+        <w:rPr>
+          <w:rFonts w:ascii="David" w:hAnsi="David" w:cs="David" w:hint="cs"/>
+          <w:color w:val="00B050"/>
+          <w:kern w:val="2"/>
+          <w:rtl/>
+        </w:rPr>
+      </w:pPr>
+    </w:p>
+    <w:p>
+      <w:pPr>
+        <w:suppressAutoHyphens w:val="0"/>
+        <w:autoSpaceDN/>
+        <w:spacing w:after="140" w:line="288" w:lineRule="auto"/>
+        <w:textAlignment w:val="auto"/>
+        <w:rPr>
+          <w:rFonts w:ascii="David" w:hAnsi="David" w:cs="David"/>
+          <w:color w:val="00B050"/>
+          <w:kern w:val="2"/>
         </w:rPr>
       </w:pPr>
     </w:p>
     <w:sectPr>
-      <w:headerReference w:type="default" r:id="rId8"/>
-      <w:footerReference w:type="default" r:id="rId9"/>
+      <w:headerReference w:type="default" r:id="rId10"/>
+      <w:footerReference w:type="default" r:id="rId11"/>
       <w:pgSz w:w="11906" w:h="16838"/>
       <w:pgMar w:top="1134" w:right="1134" w:bottom="1134" w:left="1134" w:header="720" w:footer="720" w:gutter="0"/>
       <w:cols w:space="720"/>
